--- a/docs/Hoja_de_ruta_rafagas_MVP.docx
+++ b/docs/Hoja_de_ruta_rafagas_MVP.docx
@@ -608,7 +608,7 @@
                 <w:sz w:val="18"/>
                 <w:szCs w:val="18"/>
               </w:rPr>
-              <w:t>☐</w:t>
+              <w:t>✅</w:t>
             </w:r>
           </w:p>
         </w:tc>
@@ -757,7 +757,7 @@
                 <w:sz w:val="18"/>
                 <w:szCs w:val="18"/>
               </w:rPr>
-              <w:t>☐</w:t>
+              <w:t>✅</w:t>
             </w:r>
           </w:p>
         </w:tc>
@@ -955,7 +955,7 @@
                 <w:sz w:val="18"/>
                 <w:szCs w:val="18"/>
               </w:rPr>
-              <w:t>☐</w:t>
+              <w:t>✅</w:t>
             </w:r>
           </w:p>
         </w:tc>
@@ -1121,7 +1121,7 @@
                 <w:sz w:val="18"/>
                 <w:szCs w:val="18"/>
               </w:rPr>
-              <w:t>☐</w:t>
+              <w:t>✅</w:t>
             </w:r>
           </w:p>
         </w:tc>
@@ -1436,7 +1436,7 @@
                 <w:sz w:val="18"/>
                 <w:szCs w:val="18"/>
               </w:rPr>
-              <w:t>☐</w:t>
+              <w:t>✅</w:t>
             </w:r>
           </w:p>
         </w:tc>
@@ -1578,7 +1578,7 @@
                 <w:sz w:val="18"/>
                 <w:szCs w:val="18"/>
               </w:rPr>
-              <w:t>☐</w:t>
+              <w:t>✅</w:t>
             </w:r>
           </w:p>
         </w:tc>
@@ -1914,7 +1914,7 @@
                 <w:sz w:val="18"/>
                 <w:szCs w:val="18"/>
               </w:rPr>
-              <w:t>☐</w:t>
+              <w:t>✅</w:t>
             </w:r>
           </w:p>
         </w:tc>
@@ -2072,7 +2072,7 @@
                 <w:sz w:val="18"/>
                 <w:szCs w:val="18"/>
               </w:rPr>
-              <w:t>☐</w:t>
+              <w:t>✅</w:t>
             </w:r>
           </w:p>
         </w:tc>
@@ -2261,7 +2261,7 @@
                 <w:sz w:val="18"/>
                 <w:szCs w:val="18"/>
               </w:rPr>
-              <w:t>☐</w:t>
+              <w:t>✅</w:t>
             </w:r>
           </w:p>
         </w:tc>
@@ -2417,7 +2417,7 @@
                 <w:sz w:val="18"/>
                 <w:szCs w:val="18"/>
               </w:rPr>
-              <w:t>☐</w:t>
+              <w:t>✅</w:t>
             </w:r>
           </w:p>
         </w:tc>
@@ -2567,7 +2567,7 @@
                 <w:sz w:val="18"/>
                 <w:szCs w:val="18"/>
               </w:rPr>
-              <w:t>☐</w:t>
+              <w:t>✅</w:t>
             </w:r>
           </w:p>
         </w:tc>
@@ -2886,7 +2886,7 @@
                 <w:sz w:val="18"/>
                 <w:szCs w:val="18"/>
               </w:rPr>
-              <w:t>☐</w:t>
+              <w:t>✅</w:t>
             </w:r>
           </w:p>
         </w:tc>
@@ -3046,7 +3046,7 @@
                 <w:sz w:val="18"/>
                 <w:szCs w:val="18"/>
               </w:rPr>
-              <w:t>☐</w:t>
+              <w:t>✅</w:t>
             </w:r>
           </w:p>
         </w:tc>
@@ -3196,7 +3196,7 @@
                 <w:sz w:val="18"/>
                 <w:szCs w:val="18"/>
               </w:rPr>
-              <w:t>☐</w:t>
+              <w:t>✅</w:t>
             </w:r>
           </w:p>
         </w:tc>
@@ -3352,7 +3352,7 @@
                 <w:sz w:val="18"/>
                 <w:szCs w:val="18"/>
               </w:rPr>
-              <w:t>☐</w:t>
+              <w:t>✅</w:t>
             </w:r>
           </w:p>
         </w:tc>
@@ -3509,7 +3509,7 @@
                 <w:sz w:val="18"/>
                 <w:szCs w:val="18"/>
               </w:rPr>
-              <w:t>☐</w:t>
+              <w:t>✅</w:t>
             </w:r>
           </w:p>
         </w:tc>
@@ -3642,7 +3642,7 @@
                 <w:sz w:val="18"/>
                 <w:szCs w:val="18"/>
               </w:rPr>
-              <w:t>☐</w:t>
+              <w:t>✅</w:t>
             </w:r>
           </w:p>
         </w:tc>
@@ -3776,7 +3776,7 @@
                 <w:sz w:val="18"/>
                 <w:szCs w:val="18"/>
               </w:rPr>
-              <w:t>☐</w:t>
+              <w:t>✅</w:t>
             </w:r>
           </w:p>
         </w:tc>
@@ -4095,7 +4095,7 @@
                 <w:sz w:val="18"/>
                 <w:szCs w:val="18"/>
               </w:rPr>
-              <w:t>☐</w:t>
+              <w:t>✅</w:t>
             </w:r>
           </w:p>
         </w:tc>
@@ -4238,7 +4238,7 @@
                 <w:szCs w:val="18"/>
               </w:rPr>
               <w:lastRenderedPageBreak/>
-              <w:t>☐</w:t>
+              <w:t>✅</w:t>
             </w:r>
           </w:p>
         </w:tc>
@@ -4390,7 +4390,7 @@
                 <w:sz w:val="18"/>
                 <w:szCs w:val="18"/>
               </w:rPr>
-              <w:t>☐</w:t>
+              <w:t>✅</w:t>
             </w:r>
           </w:p>
         </w:tc>
@@ -4573,7 +4573,7 @@
                 <w:sz w:val="18"/>
                 <w:szCs w:val="18"/>
               </w:rPr>
-              <w:t>☐</w:t>
+              <w:t>✅</w:t>
             </w:r>
           </w:p>
         </w:tc>
@@ -4707,7 +4707,7 @@
                 <w:sz w:val="18"/>
                 <w:szCs w:val="18"/>
               </w:rPr>
-              <w:t>☐</w:t>
+              <w:t>✅</w:t>
             </w:r>
           </w:p>
         </w:tc>
@@ -5026,7 +5026,7 @@
                 <w:sz w:val="18"/>
                 <w:szCs w:val="18"/>
               </w:rPr>
-              <w:t>☐</w:t>
+              <w:t>✅</w:t>
             </w:r>
           </w:p>
         </w:tc>
@@ -5184,7 +5184,7 @@
                 <w:sz w:val="18"/>
                 <w:szCs w:val="18"/>
               </w:rPr>
-              <w:t>☐</w:t>
+              <w:t>✅</w:t>
             </w:r>
           </w:p>
         </w:tc>
@@ -5341,7 +5341,7 @@
                 <w:sz w:val="18"/>
                 <w:szCs w:val="18"/>
               </w:rPr>
-              <w:t>☐</w:t>
+              <w:t>✅</w:t>
             </w:r>
           </w:p>
         </w:tc>
@@ -5481,7 +5481,7 @@
                 <w:sz w:val="18"/>
                 <w:szCs w:val="18"/>
               </w:rPr>
-              <w:t>☐</w:t>
+              <w:t>✅</w:t>
             </w:r>
           </w:p>
         </w:tc>
@@ -5615,7 +5615,7 @@
                 <w:sz w:val="18"/>
                 <w:szCs w:val="18"/>
               </w:rPr>
-              <w:t>☐</w:t>
+              <w:t>✅</w:t>
             </w:r>
           </w:p>
         </w:tc>
@@ -5925,7 +5925,7 @@
                 <w:sz w:val="18"/>
                 <w:szCs w:val="18"/>
               </w:rPr>
-              <w:t>☐</w:t>
+              <w:t>☐ PENDIENTE - ver docs/pendientes.md §1</w:t>
             </w:r>
           </w:p>
         </w:tc>
@@ -6065,7 +6065,7 @@
                 <w:sz w:val="18"/>
                 <w:szCs w:val="18"/>
               </w:rPr>
-              <w:t>☐</w:t>
+              <w:t>☐ PENDIENTE - ver docs/pendientes.md §1</w:t>
             </w:r>
           </w:p>
         </w:tc>
@@ -6190,7 +6190,7 @@
                 <w:sz w:val="18"/>
                 <w:szCs w:val="18"/>
               </w:rPr>
-              <w:t>☐</w:t>
+              <w:t>☐ PENDIENTE - ver docs/pendientes.md §1</w:t>
             </w:r>
           </w:p>
         </w:tc>
@@ -6312,6 +6312,39 @@
         <w:spacing w:after="90" w:line="270" w:lineRule="auto"/>
         <w:ind w:left="540"/>
       </w:pPr>
+    </w:p>
+    <w:p>
+      <w:r>
+        <w:t xml:space="preserve"/>
+      </w:r>
+    </w:p>
+    <w:p>
+      <w:r>
+        <w:rPr>
+          <w:b/>
+        </w:rPr>
+        <w:t xml:space="preserve">NOTA DE ESTADO - auditoria de documentacion, 2026-08-04</w:t>
+      </w:r>
+    </w:p>
+    <w:p>
+      <w:r>
+        <w:t xml:space="preserve">Leyenda: ✅ = hecho y verificado contra el codigo.  ☐ = pendiente real (no es desfase de marcado).</w:t>
+      </w:r>
+    </w:p>
+    <w:p>
+      <w:r>
+        <w:t xml:space="preserve">Fases 0 a 5 (R0.1 a R5.5): COMPLETADAS. El bucle publicar-buscar-ver-contactar funciona de extremo a extremo y ha sido superado con creces por los Hitos 2 a 8.</w:t>
+      </w:r>
+    </w:p>
+    <w:p>
+      <w:r>
+        <w:t xml:space="preserve">Cierre - Integracion y despliegue (R6.1, R6.2, R6.3): NO HECHO. El proyecto nunca se ha desplegado: no existe Dockerfile, fly.toml, vercel.json ni workflow de despliegue; docker-compose.yml solo levanta infraestructura local (postgres, redis, meilisearch, minio). Detalle y plan en docs/pendientes.md seccion 1.</w:t>
+      </w:r>
+    </w:p>
+    <w:p>
+      <w:r>
+        <w:t xml:space="preserve">Estado real implementado: docs/estado-tecnico.md. Plan vigente: docs/Hoja_de_ruta_rafagas_Hito5-9.docx.</w:t>
+      </w:r>
     </w:p>
     <w:sectPr>
       <w:headerReference w:type="default" r:id="rId7"/>
